--- a/document/VIONE_API_AND_TECHNICAL_SPECIFICATION.docx
+++ b/document/VIONE_API_AND_TECHNICAL_SPECIFICATION.docx
@@ -12242,7 +12242,7 @@
         <w:spacing w:after="80" w:before="160"/>
       </w:pPr>
       <w:r>
-        <w:t xml:space="preserve">9.2. Phân Hệ Hiệp Hội Doanh Nhân (CEO 1983)</w:t>
+        <w:t xml:space="preserve">9.2. Phân Hệ Đăng Nhập Độc Lập Tam Phân (Web CRM, ViOne Mobile &amp; Hiệp Hội CEO 1983)</w:t>
       </w:r>
     </w:p>
     <w:p>
@@ -12272,24 +12272,44 @@
         <w:t xml:space="preserve">/ceo1983-logo.png</w:t>
       </w:r>
       <w:r>
-        <w:t xml:space="preserve"> (Hình ảnh số 1) áp dụng đồng bộ toàn bộ app hiệp hội.</w:t>
-      </w:r>
-    </w:p>
-    <w:p>
-      <w:pPr>
-        <w:pStyle w:val="ListParagraph"/>
-        <w:numPr>
-          <w:ilvl w:val="0"/>
-          <w:numId w:val="1"/>
-        </w:numPr>
-        <w:spacing w:after="30" w:before="30"/>
-      </w:pPr>
-      <w:r>
-        <w:rPr>
-          <w:b/>
-          <w:bCs/>
-        </w:rPr>
-        <w:t xml:space="preserve">Tách Biệt Xác Thực</w:t>
+        <w:t xml:space="preserve"> áp dụng đồng bộ toàn bộ app hiệp hội; </w:t>
+      </w:r>
+      <w:r>
+        <w:rPr>
+          <w:rFonts w:ascii="Consolas" w:cs="Consolas" w:eastAsia="Consolas" w:hAnsi="Consolas"/>
+          <w:color w:val="B45309"/>
+        </w:rPr>
+        <w:t xml:space="preserve">/vione-logo.svg</w:t>
+      </w:r>
+      <w:r>
+        <w:t xml:space="preserve"> và </w:t>
+      </w:r>
+      <w:r>
+        <w:rPr>
+          <w:rFonts w:ascii="Consolas" w:cs="Consolas" w:eastAsia="Consolas" w:hAnsi="Consolas"/>
+          <w:color w:val="B45309"/>
+        </w:rPr>
+        <w:t xml:space="preserve">ViOneLogo</w:t>
+      </w:r>
+      <w:r>
+        <w:t xml:space="preserve"> áp dụng cho ViOne.</w:t>
+      </w:r>
+    </w:p>
+    <w:p>
+      <w:pPr>
+        <w:pStyle w:val="ListParagraph"/>
+        <w:numPr>
+          <w:ilvl w:val="0"/>
+          <w:numId w:val="1"/>
+        </w:numPr>
+        <w:spacing w:after="30" w:before="30"/>
+      </w:pPr>
+      <w:r>
+        <w:rPr>
+          <w:b/>
+          <w:bCs/>
+        </w:rPr>
+        <w:t xml:space="preserve">Tách Biệt Xác Thực 3 Màn Độc Lập (Không dùng chung nút/tab chuyển mobile)</w:t>
       </w:r>
       <w:r>
         <w:t xml:space="preserve">:</w:t>
@@ -12305,30 +12325,114 @@
         <w:spacing w:after="30" w:before="30"/>
       </w:pPr>
       <w:r>
-        <w:t xml:space="preserve">URL đăng nhập ViOne: </w:t>
-      </w:r>
-      <w:r>
-        <w:rPr>
-          <w:rFonts w:ascii="Consolas" w:cs="Consolas" w:eastAsia="Consolas" w:hAnsi="Consolas"/>
-          <w:color w:val="B45309"/>
-        </w:rPr>
-        <w:t xml:space="preserve">/auth/mobile</w:t>
-      </w:r>
-      <w:r>
-        <w:t xml:space="preserve">.</w:t>
-      </w:r>
-    </w:p>
-    <w:p>
-      <w:pPr>
-        <w:pStyle w:val="ListParagraph"/>
-        <w:numPr>
-          <w:ilvl w:val="0"/>
-          <w:numId w:val="1"/>
-        </w:numPr>
-        <w:spacing w:after="30" w:before="30"/>
-      </w:pPr>
-      <w:r>
-        <w:t xml:space="preserve">URL đăng nhập Hiệp hội CEO 1983: </w:t>
+        <w:rPr>
+          <w:b/>
+          <w:bCs/>
+        </w:rPr>
+        <w:t xml:space="preserve">Màn Đăng nhập Hệ thống Web CRM riêng</w:t>
+      </w:r>
+      <w:r>
+        <w:t xml:space="preserve">: </w:t>
+      </w:r>
+      <w:r>
+        <w:rPr>
+          <w:rFonts w:ascii="Consolas" w:cs="Consolas" w:eastAsia="Consolas" w:hAnsi="Consolas"/>
+          <w:color w:val="B45309"/>
+        </w:rPr>
+        <w:t xml:space="preserve">/auth</w:t>
+      </w:r>
+      <w:r>
+        <w:t xml:space="preserve"> (hoặc </w:t>
+      </w:r>
+      <w:r>
+        <w:rPr>
+          <w:rFonts w:ascii="Consolas" w:cs="Consolas" w:eastAsia="Consolas" w:hAnsi="Consolas"/>
+          <w:color w:val="B45309"/>
+        </w:rPr>
+        <w:t xml:space="preserve">/auth?portal=crm</w:t>
+      </w:r>
+      <w:r>
+        <w:t xml:space="preserve">) - Giao diện quản trị viên hệ thống CRM, Email/Username + Mật khẩu, Google &amp; Apple OAuth, ThemeSwitcher.</w:t>
+      </w:r>
+    </w:p>
+    <w:p>
+      <w:pPr>
+        <w:pStyle w:val="ListParagraph"/>
+        <w:numPr>
+          <w:ilvl w:val="0"/>
+          <w:numId w:val="1"/>
+        </w:numPr>
+        <w:spacing w:after="30" w:before="30"/>
+      </w:pPr>
+      <w:r>
+        <w:rPr>
+          <w:b/>
+          <w:bCs/>
+        </w:rPr>
+        <w:t xml:space="preserve">Màn Đăng nhập App ViOne Mobile riêng</w:t>
+      </w:r>
+      <w:r>
+        <w:t xml:space="preserve">: </w:t>
+      </w:r>
+      <w:r>
+        <w:rPr>
+          <w:rFonts w:ascii="Consolas" w:cs="Consolas" w:eastAsia="Consolas" w:hAnsi="Consolas"/>
+          <w:color w:val="B45309"/>
+        </w:rPr>
+        <w:t xml:space="preserve">/vione/login</w:t>
+      </w:r>
+      <w:r>
+        <w:t xml:space="preserve"> - Giao diện ViOne Mobile thuần túy độc quyền (nền đen </w:t>
+      </w:r>
+      <w:r>
+        <w:rPr>
+          <w:rFonts w:ascii="Consolas" w:cs="Consolas" w:eastAsia="Consolas" w:hAnsi="Consolas"/>
+          <w:color w:val="B45309"/>
+        </w:rPr>
+        <w:t xml:space="preserve">#0A0A0B</w:t>
+      </w:r>
+      <w:r>
+        <w:t xml:space="preserve">, chữ đồng </w:t>
+      </w:r>
+      <w:r>
+        <w:rPr>
+          <w:rFonts w:ascii="Consolas" w:cs="Consolas" w:eastAsia="Consolas" w:hAnsi="Consolas"/>
+          <w:color w:val="B45309"/>
+        </w:rPr>
+        <w:t xml:space="preserve">#D8B282</w:t>
+      </w:r>
+      <w:r>
+        <w:t xml:space="preserve">, hình nền </w:t>
+      </w:r>
+      <w:r>
+        <w:rPr>
+          <w:rFonts w:ascii="Consolas" w:cs="Consolas" w:eastAsia="Consolas" w:hAnsi="Consolas"/>
+          <w:color w:val="B45309"/>
+        </w:rPr>
+        <w:t xml:space="preserve">connect-auth-bg.jpg</w:t>
+      </w:r>
+      <w:r>
+        <w:t xml:space="preserve">, Logo ViOne Business Connect, quét danh thiếp NFC/QR code, Google/Apple OAuth). Hoàn toàn không có tab hay nút chuyển sang Hiệp hội.</w:t>
+      </w:r>
+    </w:p>
+    <w:p>
+      <w:pPr>
+        <w:pStyle w:val="ListParagraph"/>
+        <w:numPr>
+          <w:ilvl w:val="0"/>
+          <w:numId w:val="1"/>
+        </w:numPr>
+        <w:spacing w:after="30" w:before="30"/>
+      </w:pPr>
+      <w:r>
+        <w:rPr>
+          <w:b/>
+          <w:bCs/>
+        </w:rPr>
+        <w:t xml:space="preserve">Màn Đăng nhập App Hiệp hội CEO 1983 riêng</w:t>
+      </w:r>
+      <w:r>
+        <w:t xml:space="preserve">: </w:t>
       </w:r>
       <w:r>
         <w:rPr>
@@ -12338,7 +12442,17 @@
         <w:t xml:space="preserve">/association/login</w:t>
       </w:r>
       <w:r>
-        <w:t xml:space="preserve"> (Giao diện riêng biệt, màu sắc đại diện Sapphire &amp; Gold).</w:t>
+        <w:t xml:space="preserve"> - Giao diện hội viên CLB Doanh Nhân CEO 1983 độc quyền (nhận diện xanh Navy </w:t>
+      </w:r>
+      <w:r>
+        <w:rPr>
+          <w:rFonts w:ascii="Consolas" w:cs="Consolas" w:eastAsia="Consolas" w:hAnsi="Consolas"/>
+          <w:color w:val="B45309"/>
+        </w:rPr>
+        <w:t xml:space="preserve">#0B0F19</w:t>
+      </w:r>
+      <w:r>
+        <w:t xml:space="preserve">, Logo CEO 1983, form Email/Mã hội viên + Mật khẩu, kích hoạt tài khoản hội viên). Hoàn toàn không có nút chuyển sang ViOne.</w:t>
       </w:r>
     </w:p>
     <w:p>
